--- a/samples/CONTOH_SPT_2_PEGAWAI_TANPA_NOMOR.docx
+++ b/samples/CONTOH_SPT_2_PEGAWAI_TANPA_NOMOR.docx
@@ -638,6 +638,99 @@
         <w:t>MEMERINTAHKAN</w:t>
       </w:r>
     </w:p>
+    <w:p>
+      <w:pPr>
+        <w:spacing w:after="0" w:line="240" w:lineRule="auto"/>
+        <w:jc w:val="both"/>
+        <w:rPr>
+          <w:rFonts w:ascii="Arial" w:eastAsia="Arial" w:hAnsi="Arial" w:cs="Arial"/>
+          <w:b/>
+          <w:bCs/>
+          <w:sz w:val="24"/>
+          <w:szCs w:val="24"/>
+        </w:rPr>
+      </w:pPr>
+    </w:p>
+    <w:tbl>
+      <w:tblPr>
+        <w:tblStyle w:val="a4"/>
+        <w:tblW w:w="9929" w:type="dxa"/>
+        <w:tblInd w:w="-108" w:type="dxa"/>
+        <w:tblLayout w:type="fixed"/>
+        <w:tblLook w:val="0400" w:firstRow="0" w:lastRow="0" w:firstColumn="0" w:lastColumn="0" w:noHBand="0" w:noVBand="1"/>
+      </w:tblPr>
+      <w:tblGrid>
+        <w:gridCol w:w="1368"/>
+        <w:gridCol w:w="8561"/>
+      </w:tblGrid>
+      <w:tr>
+        <w:trPr>
+          <w:cantSplit/>
+        </w:trPr>
+        <w:tc>
+          <w:tcPr>
+            <w:tcW w:w="1368" w:type="dxa"/>
+          </w:tcPr>
+          <w:p>
+            <w:pPr>
+              <w:keepNext/>
+              <w:tabs>
+                <w:tab w:val="left" w:pos="1080"/>
+                <w:tab w:val="left" w:pos="1276"/>
+              </w:tabs>
+              <w:jc w:val="both"/>
+              <w:rPr>
+                <w:sz w:val="24"/>
+                <w:szCs w:val="24"/>
+              </w:rPr>
+            </w:pPr>
+            <w:r>
+              <w:rPr>
+                <w:rFonts w:ascii="Arial" w:hAnsi="Arial" w:eastAsia="Arial" w:cs="Arial"/>
+                <w:sz w:val="24"/>
+                <w:szCs w:val="24"/>
+              </w:rPr>
+              <w:t>KEPADA</w:t>
+            </w:r>
+            <w:r>
+              <w:rPr>
+                <w:rFonts w:ascii="Arial" w:hAnsi="Arial" w:eastAsia="Arial" w:cs="Arial"/>
+                <w:sz w:val="24"/>
+                <w:szCs w:val="24"/>
+              </w:rPr>
+              <w:tab/>
+              <w:t>:</w:t>
+            </w:r>
+          </w:p>
+        </w:tc>
+        <w:tc>
+          <w:tcPr>
+            <w:tcW w:w="8561" w:type="dxa"/>
+          </w:tcPr>
+          <w:p>
+            <w:r>
+              <w:rPr>
+                <w:rFonts w:ascii="Arial" w:hAnsi="Arial" w:eastAsia="Arial" w:cs="Arial"/>
+                <w:sz w:val="24"/>
+              </w:rPr>
+            </w:r>
+          </w:p>
+        </w:tc>
+      </w:tr>
+    </w:tbl>
+    <w:p>
+      <w:pPr>
+        <w:spacing w:after="0" w:line="240" w:lineRule="auto"/>
+        <w:jc w:val="both"/>
+        <w:rPr>
+          <w:rFonts w:ascii="Arial" w:eastAsia="Arial" w:hAnsi="Arial" w:cs="Arial"/>
+          <w:b/>
+          <w:bCs/>
+          <w:sz w:val="24"/>
+          <w:szCs w:val="24"/>
+        </w:rPr>
+      </w:pPr>
+    </w:p>
     <w:tbl>
       <w:tblPr>
         <w:tblW w:type="auto" w:w="0"/>
@@ -651,9 +744,9 @@
           <w:insideH w:val="nil"/>
           <w:insideV w:val="nil"/>
         </w:tblBorders>
+        <w:tblInd w:w="1440" w:type="dxa"/>
       </w:tblPr>
       <w:tblGrid>
-        <w:gridCol w:w="1440"/>
         <w:gridCol w:w="547"/>
         <w:gridCol w:w="1728"/>
         <w:gridCol w:w="317"/>
@@ -663,39 +756,6 @@
         <w:trPr>
           <w:cantSplit/>
         </w:trPr>
-        <w:tc>
-          <w:tcPr>
-            <w:tcW w:type="dxa" w:w="1440"/>
-            <w:vAlign w:val="top"/>
-            <w:tcMar>
-              <w:top w:w="0" w:type="dxa"/>
-              <w:start w:w="0" w:type="dxa"/>
-              <w:bottom w:w="0" w:type="dxa"/>
-              <w:end w:w="35" w:type="dxa"/>
-            </w:tcMar>
-          </w:tcPr>
-          <w:p>
-            <w:pPr>
-              <w:keepNext w:val="0"/>
-              <w:spacing w:before="0" w:after="0" w:line="240" w:lineRule="auto"/>
-            </w:pPr>
-            <w:r>
-              <w:rPr>
-                <w:rFonts w:ascii="Arial" w:hAnsi="Arial" w:eastAsia="Arial" w:cs="Arial"/>
-                <w:sz w:val="24"/>
-              </w:rPr>
-            </w:r>
-            <w:r>
-              <w:rPr>
-                <w:rFonts w:ascii="Arial" w:hAnsi="Arial" w:eastAsia="Arial" w:cs="Arial"/>
-                <w:b w:val="0"/>
-                <w:sz w:val="24"/>
-                <w:u w:val="none"/>
-              </w:rPr>
-              <w:t>KEPADA :</w:t>
-            </w:r>
-          </w:p>
-        </w:tc>
         <w:tc>
           <w:tcPr>
             <w:tcW w:type="dxa" w:w="547"/>
@@ -968,38 +1028,6 @@
         <w:trPr>
           <w:cantSplit/>
         </w:trPr>
-        <w:tc>
-          <w:tcPr>
-            <w:tcW w:type="dxa" w:w="1440"/>
-            <w:vAlign w:val="top"/>
-            <w:tcMar>
-              <w:top w:w="0" w:type="dxa"/>
-              <w:start w:w="0" w:type="dxa"/>
-              <w:bottom w:w="0" w:type="dxa"/>
-              <w:end w:w="35" w:type="dxa"/>
-            </w:tcMar>
-          </w:tcPr>
-          <w:p>
-            <w:pPr>
-              <w:keepNext w:val="0"/>
-              <w:spacing w:before="0" w:after="0" w:line="240" w:lineRule="auto"/>
-            </w:pPr>
-            <w:r>
-              <w:rPr>
-                <w:rFonts w:ascii="Arial" w:hAnsi="Arial" w:eastAsia="Arial" w:cs="Arial"/>
-                <w:sz w:val="24"/>
-              </w:rPr>
-            </w:r>
-            <w:r>
-              <w:rPr>
-                <w:rFonts w:ascii="Arial" w:hAnsi="Arial" w:eastAsia="Arial" w:cs="Arial"/>
-                <w:b w:val="0"/>
-                <w:sz w:val="24"/>
-                <w:u w:val="none"/>
-              </w:rPr>
-            </w:r>
-          </w:p>
-        </w:tc>
         <w:tc>
           <w:tcPr>
             <w:tcW w:type="dxa" w:w="547"/>
@@ -1341,7 +1369,7 @@
           <w:p>
             <w:pPr>
               <w:spacing w:before="120"/>
-              <w:ind w:left="-27"/>
+              <w:ind w:left="135"/>
               <w:jc w:val="both"/>
               <w:rPr>
                 <w:sz w:val="24"/>
@@ -1369,7 +1397,7 @@
           </w:p>
           <w:p>
             <w:pPr>
-              <w:ind w:left="-27"/>
+              <w:ind w:left="135"/>
               <w:jc w:val="both"/>
               <w:rPr>
                 <w:sz w:val="24"/>
